--- a/DAY-4/Lab Exercise - Jinja2 Template.docx
+++ b/DAY-4/Lab Exercise - Jinja2 Template.docx
@@ -88,6 +88,13 @@
     </w:p>
     <w:p>
       <w:pPr>
+        <w:pBdr>
+          <w:top w:val="single" w:sz="4" w:space="1" w:color="auto"/>
+          <w:left w:val="single" w:sz="4" w:space="4" w:color="auto"/>
+          <w:bottom w:val="single" w:sz="4" w:space="1" w:color="auto"/>
+          <w:right w:val="single" w:sz="4" w:space="4" w:color="auto"/>
+        </w:pBdr>
+        <w:shd w:val="clear" w:color="auto" w:fill="F2F2F2" w:themeFill="background1" w:themeFillShade="F2"/>
         <w:spacing w:before="240" w:after="0" w:line="360" w:lineRule="auto"/>
         <w:jc w:val="both"/>
         <w:rPr>
@@ -95,6 +102,37 @@
           <w:color w:val="000000" w:themeColor="text1"/>
         </w:rPr>
       </w:pPr>
+      <w:r>
+        <w:rPr>
+          <w:rFonts w:ascii="Georgia Pro" w:eastAsia="Georgia Pro" w:hAnsi="Georgia Pro" w:cs="Georgia Pro"/>
+          <w:color w:val="000000" w:themeColor="text1"/>
+        </w:rPr>
+        <w:t>mkdir jinja2-lab</w:t>
+      </w:r>
+    </w:p>
+    <w:p>
+      <w:pPr>
+        <w:pBdr>
+          <w:top w:val="single" w:sz="4" w:space="1" w:color="auto"/>
+          <w:left w:val="single" w:sz="4" w:space="4" w:color="auto"/>
+          <w:bottom w:val="single" w:sz="4" w:space="1" w:color="auto"/>
+          <w:right w:val="single" w:sz="4" w:space="4" w:color="auto"/>
+        </w:pBdr>
+        <w:shd w:val="clear" w:color="auto" w:fill="F2F2F2" w:themeFill="background1" w:themeFillShade="F2"/>
+        <w:spacing w:before="240" w:after="0" w:line="360" w:lineRule="auto"/>
+        <w:jc w:val="both"/>
+        <w:rPr>
+          <w:rFonts w:ascii="Georgia Pro" w:eastAsia="Georgia Pro" w:hAnsi="Georgia Pro" w:cs="Georgia Pro"/>
+          <w:color w:val="000000" w:themeColor="text1"/>
+        </w:rPr>
+      </w:pPr>
+      <w:r>
+        <w:rPr>
+          <w:rFonts w:ascii="Georgia Pro" w:eastAsia="Georgia Pro" w:hAnsi="Georgia Pro" w:cs="Georgia Pro"/>
+          <w:color w:val="000000" w:themeColor="text1"/>
+        </w:rPr>
+        <w:t>cd jinja2-lab</w:t>
+      </w:r>
     </w:p>
     <w:p>
       <w:pPr>
@@ -128,6 +166,74 @@
           <w:color w:val="000000" w:themeColor="text1"/>
         </w:rPr>
       </w:pPr>
+      <w:r>
+        <w:rPr>
+          <w:rFonts w:ascii="Georgia Pro" w:eastAsia="Georgia Pro" w:hAnsi="Georgia Pro" w:cs="Georgia Pro"/>
+          <w:b/>
+          <w:bCs/>
+          <w:noProof/>
+          <w:color w:val="000000" w:themeColor="text1"/>
+        </w:rPr>
+        <mc:AlternateContent>
+          <mc:Choice Requires="wpi">
+            <w:drawing>
+              <wp:anchor distT="0" distB="0" distL="114300" distR="114300" simplePos="0" relativeHeight="251659264" behindDoc="0" locked="0" layoutInCell="1" allowOverlap="1" wp14:anchorId="06E40C3F" wp14:editId="6747E2AF">
+                <wp:simplePos x="0" y="0"/>
+                <wp:positionH relativeFrom="column">
+                  <wp:posOffset>-211007</wp:posOffset>
+                </wp:positionH>
+                <wp:positionV relativeFrom="paragraph">
+                  <wp:posOffset>516412</wp:posOffset>
+                </wp:positionV>
+                <wp:extent cx="7560" cy="360"/>
+                <wp:effectExtent l="38100" t="38100" r="31115" b="38100"/>
+                <wp:wrapNone/>
+                <wp:docPr id="1191584340" name="Ink 1"/>
+                <wp:cNvGraphicFramePr/>
+                <a:graphic xmlns:a="http://schemas.openxmlformats.org/drawingml/2006/main">
+                  <a:graphicData uri="http://schemas.microsoft.com/office/word/2010/wordprocessingInk">
+                    <w14:contentPart bwMode="auto" r:id="rId5">
+                      <w14:nvContentPartPr>
+                        <w14:cNvContentPartPr/>
+                      </w14:nvContentPartPr>
+                      <w14:xfrm>
+                        <a:off x="0" y="0"/>
+                        <a:ext cx="7560" cy="360"/>
+                      </w14:xfrm>
+                    </w14:contentPart>
+                  </a:graphicData>
+                </a:graphic>
+              </wp:anchor>
+            </w:drawing>
+          </mc:Choice>
+          <mc:Fallback>
+            <w:pict>
+              <v:shapetype w14:anchorId="08D57918" id="_x0000_t75" coordsize="21600,21600" o:spt="75" o:preferrelative="t" path="m@4@5l@4@11@9@11@9@5xe" filled="f" stroked="f">
+                <v:stroke joinstyle="miter"/>
+                <v:formulas>
+                  <v:f eqn="if lineDrawn pixelLineWidth 0"/>
+                  <v:f eqn="sum @0 1 0"/>
+                  <v:f eqn="sum 0 0 @1"/>
+                  <v:f eqn="prod @2 1 2"/>
+                  <v:f eqn="prod @3 21600 pixelWidth"/>
+                  <v:f eqn="prod @3 21600 pixelHeight"/>
+                  <v:f eqn="sum @0 0 1"/>
+                  <v:f eqn="prod @6 1 2"/>
+                  <v:f eqn="prod @7 21600 pixelWidth"/>
+                  <v:f eqn="sum @8 21600 0"/>
+                  <v:f eqn="prod @7 21600 pixelHeight"/>
+                  <v:f eqn="sum @10 21600 0"/>
+                </v:formulas>
+                <v:path o:extrusionok="f" gradientshapeok="t" o:connecttype="rect"/>
+                <o:lock v:ext="edit" aspectratio="t"/>
+              </v:shapetype>
+              <v:shape id="Ink 1" o:spid="_x0000_s1026" type="#_x0000_t75" style="position:absolute;margin-left:-16.95pt;margin-top:40.3pt;width:1.35pt;height:.75pt;z-index:251659264;visibility:visible;mso-wrap-style:square;mso-wrap-distance-left:9pt;mso-wrap-distance-top:0;mso-wrap-distance-right:9pt;mso-wrap-distance-bottom:0;mso-position-horizontal:absolute;mso-position-horizontal-relative:text;mso-position-vertical:absolute;mso-position-vertical-relative:text" o:gfxdata="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">
+                <v:imagedata r:id="rId6" o:title=""/>
+              </v:shape>
+            </w:pict>
+          </mc:Fallback>
+        </mc:AlternateContent>
+      </w:r>
       <w:r>
         <w:rPr>
           <w:rFonts w:ascii="Georgia Pro" w:eastAsia="Georgia Pro" w:hAnsi="Georgia Pro" w:cs="Georgia Pro"/>
@@ -152,7 +258,7 @@
                     <pic:cNvPicPr/>
                   </pic:nvPicPr>
                   <pic:blipFill>
-                    <a:blip r:embed="rId5"/>
+                    <a:blip r:embed="rId7"/>
                     <a:stretch>
                       <a:fillRect/>
                     </a:stretch>
@@ -289,23 +395,7 @@
           <w:rFonts w:ascii="Georgia Pro" w:eastAsia="Georgia Pro" w:hAnsi="Georgia Pro" w:cs="Georgia Pro"/>
           <w:color w:val="000000" w:themeColor="text1"/>
         </w:rPr>
-        <w:t xml:space="preserve">localhost </w:t>
-      </w:r>
-      <w:proofErr w:type="spellStart"/>
-      <w:r>
-        <w:rPr>
-          <w:rFonts w:ascii="Georgia Pro" w:eastAsia="Georgia Pro" w:hAnsi="Georgia Pro" w:cs="Georgia Pro"/>
-          <w:color w:val="000000" w:themeColor="text1"/>
-        </w:rPr>
-        <w:t>ansible_connection</w:t>
-      </w:r>
-      <w:proofErr w:type="spellEnd"/>
-      <w:r>
-        <w:rPr>
-          <w:rFonts w:ascii="Georgia Pro" w:eastAsia="Georgia Pro" w:hAnsi="Georgia Pro" w:cs="Georgia Pro"/>
-          <w:color w:val="000000" w:themeColor="text1"/>
-        </w:rPr>
-        <w:t>=local</w:t>
+        <w:t>localhost ansible_connection=local</w:t>
       </w:r>
     </w:p>
     <w:p>
@@ -371,7 +461,6 @@
           <w:color w:val="000000" w:themeColor="text1"/>
         </w:rPr>
       </w:pPr>
-      <w:proofErr w:type="spellStart"/>
       <w:r>
         <w:rPr>
           <w:rFonts w:ascii="Georgia Pro" w:eastAsia="Georgia Pro" w:hAnsi="Georgia Pro" w:cs="Georgia Pro"/>
@@ -381,7 +470,6 @@
         </w:rPr>
         <w:t>vars.yml</w:t>
       </w:r>
-      <w:proofErr w:type="spellEnd"/>
     </w:p>
     <w:p>
       <w:pPr>
@@ -399,21 +487,12 @@
           <w:color w:val="000000" w:themeColor="text1"/>
         </w:rPr>
       </w:pPr>
-      <w:proofErr w:type="spellStart"/>
-      <w:r>
-        <w:rPr>
-          <w:rFonts w:ascii="Georgia Pro" w:eastAsia="Georgia Pro" w:hAnsi="Georgia Pro" w:cs="Georgia Pro"/>
-          <w:color w:val="000000" w:themeColor="text1"/>
-        </w:rPr>
-        <w:t>server_name</w:t>
-      </w:r>
-      <w:proofErr w:type="spellEnd"/>
-      <w:r>
-        <w:rPr>
-          <w:rFonts w:ascii="Georgia Pro" w:eastAsia="Georgia Pro" w:hAnsi="Georgia Pro" w:cs="Georgia Pro"/>
-          <w:color w:val="000000" w:themeColor="text1"/>
-        </w:rPr>
-        <w:t>: localhost</w:t>
+      <w:r>
+        <w:rPr>
+          <w:rFonts w:ascii="Georgia Pro" w:eastAsia="Georgia Pro" w:hAnsi="Georgia Pro" w:cs="Georgia Pro"/>
+          <w:color w:val="000000" w:themeColor="text1"/>
+        </w:rPr>
+        <w:t>server_name: localhost</w:t>
       </w:r>
     </w:p>
     <w:p>
@@ -432,21 +511,12 @@
           <w:color w:val="000000" w:themeColor="text1"/>
         </w:rPr>
       </w:pPr>
-      <w:proofErr w:type="spellStart"/>
-      <w:r>
-        <w:rPr>
-          <w:rFonts w:ascii="Georgia Pro" w:eastAsia="Georgia Pro" w:hAnsi="Georgia Pro" w:cs="Georgia Pro"/>
-          <w:color w:val="000000" w:themeColor="text1"/>
-        </w:rPr>
-        <w:t>listen_port</w:t>
-      </w:r>
-      <w:proofErr w:type="spellEnd"/>
-      <w:r>
-        <w:rPr>
-          <w:rFonts w:ascii="Georgia Pro" w:eastAsia="Georgia Pro" w:hAnsi="Georgia Pro" w:cs="Georgia Pro"/>
-          <w:color w:val="000000" w:themeColor="text1"/>
-        </w:rPr>
-        <w:t>: 8081</w:t>
+      <w:r>
+        <w:rPr>
+          <w:rFonts w:ascii="Georgia Pro" w:eastAsia="Georgia Pro" w:hAnsi="Georgia Pro" w:cs="Georgia Pro"/>
+          <w:color w:val="000000" w:themeColor="text1"/>
+        </w:rPr>
+        <w:t>listen_port: 8081</w:t>
       </w:r>
     </w:p>
     <w:p>
@@ -465,31 +535,13 @@
           <w:color w:val="000000" w:themeColor="text1"/>
         </w:rPr>
       </w:pPr>
-      <w:proofErr w:type="spellStart"/>
-      <w:r>
-        <w:rPr>
-          <w:rFonts w:ascii="Georgia Pro" w:eastAsia="Georgia Pro" w:hAnsi="Georgia Pro" w:cs="Georgia Pro"/>
-          <w:color w:val="000000" w:themeColor="text1"/>
-        </w:rPr>
-        <w:t>root_dir</w:t>
-      </w:r>
-      <w:proofErr w:type="spellEnd"/>
-      <w:r>
-        <w:rPr>
-          <w:rFonts w:ascii="Georgia Pro" w:eastAsia="Georgia Pro" w:hAnsi="Georgia Pro" w:cs="Georgia Pro"/>
-          <w:color w:val="000000" w:themeColor="text1"/>
-        </w:rPr>
-        <w:t>: /var/www/</w:t>
-      </w:r>
-      <w:proofErr w:type="spellStart"/>
-      <w:r>
-        <w:rPr>
-          <w:rFonts w:ascii="Georgia Pro" w:eastAsia="Georgia Pro" w:hAnsi="Georgia Pro" w:cs="Georgia Pro"/>
-          <w:color w:val="000000" w:themeColor="text1"/>
-        </w:rPr>
-        <w:t>myapp</w:t>
-      </w:r>
-      <w:proofErr w:type="spellEnd"/>
+      <w:r>
+        <w:rPr>
+          <w:rFonts w:ascii="Georgia Pro" w:eastAsia="Georgia Pro" w:hAnsi="Georgia Pro" w:cs="Georgia Pro"/>
+          <w:color w:val="000000" w:themeColor="text1"/>
+        </w:rPr>
+        <w:t>root_dir: /var/www/myapp</w:t>
+      </w:r>
     </w:p>
     <w:p>
       <w:pPr>
@@ -507,21 +559,13 @@
           <w:color w:val="000000" w:themeColor="text1"/>
         </w:rPr>
       </w:pPr>
-      <w:proofErr w:type="spellStart"/>
-      <w:r>
-        <w:rPr>
-          <w:rFonts w:ascii="Georgia Pro" w:eastAsia="Georgia Pro" w:hAnsi="Georgia Pro" w:cs="Georgia Pro"/>
-          <w:color w:val="000000" w:themeColor="text1"/>
-        </w:rPr>
-        <w:t>enable_logging</w:t>
-      </w:r>
-      <w:proofErr w:type="spellEnd"/>
-      <w:r>
-        <w:rPr>
-          <w:rFonts w:ascii="Georgia Pro" w:eastAsia="Georgia Pro" w:hAnsi="Georgia Pro" w:cs="Georgia Pro"/>
-          <w:color w:val="000000" w:themeColor="text1"/>
-        </w:rPr>
-        <w:t>: true</w:t>
+      <w:r>
+        <w:rPr>
+          <w:rFonts w:ascii="Georgia Pro" w:eastAsia="Georgia Pro" w:hAnsi="Georgia Pro" w:cs="Georgia Pro"/>
+          <w:color w:val="000000" w:themeColor="text1"/>
+        </w:rPr>
+        <w:lastRenderedPageBreak/>
+        <w:t>enable_logging: true</w:t>
       </w:r>
     </w:p>
     <w:p>
@@ -538,7 +582,6 @@
           <w:rFonts w:ascii="Georgia Pro" w:eastAsia="Georgia Pro" w:hAnsi="Georgia Pro" w:cs="Georgia Pro"/>
           <w:color w:val="000000" w:themeColor="text1"/>
         </w:rPr>
-        <w:lastRenderedPageBreak/>
         <w:pict w14:anchorId="4E6F0191">
           <v:rect id="_x0000_i1027" style="width:0;height:1.5pt" o:hralign="center" o:hrstd="t" o:hr="t" fillcolor="#a0a0a0" stroked="f"/>
         </w:pict>
@@ -576,7 +619,6 @@
           <w:color w:val="000000" w:themeColor="text1"/>
         </w:rPr>
       </w:pPr>
-      <w:proofErr w:type="gramStart"/>
       <w:r>
         <w:rPr>
           <w:rFonts w:ascii="Georgia Pro" w:eastAsia="Georgia Pro" w:hAnsi="Georgia Pro" w:cs="Georgia Pro"/>
@@ -584,29 +626,19 @@
           <w:bCs/>
           <w:color w:val="000000" w:themeColor="text1"/>
         </w:rPr>
-        <w:t>templates/nginx.conf.j</w:t>
-      </w:r>
-      <w:proofErr w:type="gramEnd"/>
-      <w:r>
+        <w:t>templates/nginx.conf.j2</w:t>
+      </w:r>
+    </w:p>
+    <w:p>
+      <w:pPr>
+        <w:spacing w:before="240" w:after="0" w:line="360" w:lineRule="auto"/>
+        <w:jc w:val="both"/>
         <w:rPr>
           <w:rFonts w:ascii="Georgia Pro" w:eastAsia="Georgia Pro" w:hAnsi="Georgia Pro" w:cs="Georgia Pro"/>
           <w:b/>
           <w:bCs/>
           <w:color w:val="000000" w:themeColor="text1"/>
         </w:rPr>
-        <w:t>2</w:t>
-      </w:r>
-    </w:p>
-    <w:p>
-      <w:pPr>
-        <w:spacing w:before="240" w:after="0" w:line="360" w:lineRule="auto"/>
-        <w:jc w:val="both"/>
-        <w:rPr>
-          <w:rFonts w:ascii="Georgia Pro" w:eastAsia="Georgia Pro" w:hAnsi="Georgia Pro" w:cs="Georgia Pro"/>
-          <w:b/>
-          <w:bCs/>
-          <w:color w:val="000000" w:themeColor="text1"/>
-        </w:rPr>
       </w:pPr>
     </w:p>
     <w:p>
@@ -630,48 +662,7 @@
           <w:rFonts w:ascii="Georgia Pro" w:eastAsia="Georgia Pro" w:hAnsi="Georgia Pro" w:cs="Georgia Pro"/>
           <w:color w:val="000000" w:themeColor="text1"/>
         </w:rPr>
-        <w:t xml:space="preserve"># Generated by Ansible on </w:t>
-      </w:r>
-      <w:proofErr w:type="gramStart"/>
-      <w:r>
-        <w:rPr>
-          <w:rFonts w:ascii="Georgia Pro" w:eastAsia="Georgia Pro" w:hAnsi="Georgia Pro" w:cs="Georgia Pro"/>
-          <w:color w:val="000000" w:themeColor="text1"/>
-        </w:rPr>
-        <w:t xml:space="preserve">{{ </w:t>
-      </w:r>
-      <w:proofErr w:type="spellStart"/>
-      <w:r>
-        <w:rPr>
-          <w:rFonts w:ascii="Georgia Pro" w:eastAsia="Georgia Pro" w:hAnsi="Georgia Pro" w:cs="Georgia Pro"/>
-          <w:color w:val="000000" w:themeColor="text1"/>
-        </w:rPr>
-        <w:t>ansible</w:t>
-      </w:r>
-      <w:proofErr w:type="gramEnd"/>
-      <w:r>
-        <w:rPr>
-          <w:rFonts w:ascii="Georgia Pro" w:eastAsia="Georgia Pro" w:hAnsi="Georgia Pro" w:cs="Georgia Pro"/>
-          <w:color w:val="000000" w:themeColor="text1"/>
-        </w:rPr>
-        <w:t>_date_</w:t>
-      </w:r>
-      <w:proofErr w:type="gramStart"/>
-      <w:r>
-        <w:rPr>
-          <w:rFonts w:ascii="Georgia Pro" w:eastAsia="Georgia Pro" w:hAnsi="Georgia Pro" w:cs="Georgia Pro"/>
-          <w:color w:val="000000" w:themeColor="text1"/>
-        </w:rPr>
-        <w:t>time.date</w:t>
-      </w:r>
-      <w:proofErr w:type="spellEnd"/>
-      <w:proofErr w:type="gramEnd"/>
-      <w:r>
-        <w:rPr>
-          <w:rFonts w:ascii="Georgia Pro" w:eastAsia="Georgia Pro" w:hAnsi="Georgia Pro" w:cs="Georgia Pro"/>
-          <w:color w:val="000000" w:themeColor="text1"/>
-        </w:rPr>
-        <w:t xml:space="preserve"> }}</w:t>
+        <w:t># Generated by Ansible on {{ ansible_date_time.date }}</w:t>
       </w:r>
     </w:p>
     <w:p>
@@ -695,55 +686,7 @@
           <w:rFonts w:ascii="Georgia Pro" w:eastAsia="Georgia Pro" w:hAnsi="Georgia Pro" w:cs="Georgia Pro"/>
           <w:color w:val="000000" w:themeColor="text1"/>
         </w:rPr>
-        <w:t xml:space="preserve"># Hostname: </w:t>
-      </w:r>
-      <w:proofErr w:type="gramStart"/>
-      <w:r>
-        <w:rPr>
-          <w:rFonts w:ascii="Georgia Pro" w:eastAsia="Georgia Pro" w:hAnsi="Georgia Pro" w:cs="Georgia Pro"/>
-          <w:color w:val="000000" w:themeColor="text1"/>
-        </w:rPr>
-        <w:t xml:space="preserve">{{ </w:t>
-      </w:r>
-      <w:proofErr w:type="spellStart"/>
-      <w:r>
-        <w:rPr>
-          <w:rFonts w:ascii="Georgia Pro" w:eastAsia="Georgia Pro" w:hAnsi="Georgia Pro" w:cs="Georgia Pro"/>
-          <w:color w:val="000000" w:themeColor="text1"/>
-        </w:rPr>
-        <w:t>ansible</w:t>
-      </w:r>
-      <w:proofErr w:type="gramEnd"/>
-      <w:r>
-        <w:rPr>
-          <w:rFonts w:ascii="Georgia Pro" w:eastAsia="Georgia Pro" w:hAnsi="Georgia Pro" w:cs="Georgia Pro"/>
-          <w:color w:val="000000" w:themeColor="text1"/>
-        </w:rPr>
-        <w:t>_</w:t>
-      </w:r>
-      <w:proofErr w:type="gramStart"/>
-      <w:r>
-        <w:rPr>
-          <w:rFonts w:ascii="Georgia Pro" w:eastAsia="Georgia Pro" w:hAnsi="Georgia Pro" w:cs="Georgia Pro"/>
-          <w:color w:val="000000" w:themeColor="text1"/>
-        </w:rPr>
-        <w:t>hostname</w:t>
-      </w:r>
-      <w:proofErr w:type="spellEnd"/>
-      <w:r>
-        <w:rPr>
-          <w:rFonts w:ascii="Georgia Pro" w:eastAsia="Georgia Pro" w:hAnsi="Georgia Pro" w:cs="Georgia Pro"/>
-          <w:color w:val="000000" w:themeColor="text1"/>
-        </w:rPr>
-        <w:t xml:space="preserve"> }</w:t>
-      </w:r>
-      <w:proofErr w:type="gramEnd"/>
-      <w:r>
-        <w:rPr>
-          <w:rFonts w:ascii="Georgia Pro" w:eastAsia="Georgia Pro" w:hAnsi="Georgia Pro" w:cs="Georgia Pro"/>
-          <w:color w:val="000000" w:themeColor="text1"/>
-        </w:rPr>
-        <w:t>}</w:t>
+        <w:t># Hostname: {{ ansible_hostname }}</w:t>
       </w:r>
     </w:p>
     <w:p>
@@ -808,81 +751,8 @@
           <w:rFonts w:ascii="Georgia Pro" w:eastAsia="Georgia Pro" w:hAnsi="Georgia Pro" w:cs="Georgia Pro"/>
           <w:color w:val="000000" w:themeColor="text1"/>
         </w:rPr>
-        <w:t xml:space="preserve">    listen </w:t>
-      </w:r>
-      <w:proofErr w:type="gramStart"/>
-      <w:r>
-        <w:rPr>
-          <w:rFonts w:ascii="Georgia Pro" w:eastAsia="Georgia Pro" w:hAnsi="Georgia Pro" w:cs="Georgia Pro"/>
-          <w:color w:val="000000" w:themeColor="text1"/>
-        </w:rPr>
-        <w:t xml:space="preserve">{{ </w:t>
-      </w:r>
-      <w:proofErr w:type="spellStart"/>
-      <w:r>
-        <w:rPr>
-          <w:rFonts w:ascii="Georgia Pro" w:eastAsia="Georgia Pro" w:hAnsi="Georgia Pro" w:cs="Georgia Pro"/>
-          <w:color w:val="000000" w:themeColor="text1"/>
-        </w:rPr>
-        <w:t>listen</w:t>
-      </w:r>
-      <w:proofErr w:type="gramEnd"/>
-      <w:r>
-        <w:rPr>
-          <w:rFonts w:ascii="Georgia Pro" w:eastAsia="Georgia Pro" w:hAnsi="Georgia Pro" w:cs="Georgia Pro"/>
-          <w:color w:val="000000" w:themeColor="text1"/>
-        </w:rPr>
-        <w:t>_</w:t>
-      </w:r>
-      <w:proofErr w:type="gramStart"/>
-      <w:r>
-        <w:rPr>
-          <w:rFonts w:ascii="Georgia Pro" w:eastAsia="Georgia Pro" w:hAnsi="Georgia Pro" w:cs="Georgia Pro"/>
-          <w:color w:val="000000" w:themeColor="text1"/>
-        </w:rPr>
-        <w:t>port</w:t>
-      </w:r>
-      <w:proofErr w:type="spellEnd"/>
-      <w:r>
-        <w:rPr>
-          <w:rFonts w:ascii="Georgia Pro" w:eastAsia="Georgia Pro" w:hAnsi="Georgia Pro" w:cs="Georgia Pro"/>
-          <w:color w:val="000000" w:themeColor="text1"/>
-        </w:rPr>
-        <w:t xml:space="preserve"> }</w:t>
-      </w:r>
-      <w:proofErr w:type="gramEnd"/>
-      <w:r>
-        <w:rPr>
-          <w:rFonts w:ascii="Georgia Pro" w:eastAsia="Georgia Pro" w:hAnsi="Georgia Pro" w:cs="Georgia Pro"/>
-          <w:color w:val="000000" w:themeColor="text1"/>
-        </w:rPr>
-        <w:t xml:space="preserve">} </w:t>
-      </w:r>
-      <w:proofErr w:type="spellStart"/>
-      <w:r>
-        <w:rPr>
-          <w:rFonts w:ascii="Georgia Pro" w:eastAsia="Georgia Pro" w:hAnsi="Georgia Pro" w:cs="Georgia Pro"/>
-          <w:color w:val="000000" w:themeColor="text1"/>
-        </w:rPr>
-        <w:t>default_</w:t>
-      </w:r>
-      <w:proofErr w:type="gramStart"/>
-      <w:r>
-        <w:rPr>
-          <w:rFonts w:ascii="Georgia Pro" w:eastAsia="Georgia Pro" w:hAnsi="Georgia Pro" w:cs="Georgia Pro"/>
-          <w:color w:val="000000" w:themeColor="text1"/>
-        </w:rPr>
-        <w:t>server</w:t>
-      </w:r>
-      <w:proofErr w:type="spellEnd"/>
-      <w:r>
-        <w:rPr>
-          <w:rFonts w:ascii="Georgia Pro" w:eastAsia="Georgia Pro" w:hAnsi="Georgia Pro" w:cs="Georgia Pro"/>
-          <w:color w:val="000000" w:themeColor="text1"/>
-        </w:rPr>
-        <w:t>;</w:t>
-      </w:r>
-      <w:proofErr w:type="gramEnd"/>
+        <w:t xml:space="preserve">    listen {{ listen_port }} default_server;</w:t>
+      </w:r>
     </w:p>
     <w:p>
       <w:pPr>
@@ -905,65 +775,8 @@
           <w:rFonts w:ascii="Georgia Pro" w:eastAsia="Georgia Pro" w:hAnsi="Georgia Pro" w:cs="Georgia Pro"/>
           <w:color w:val="000000" w:themeColor="text1"/>
         </w:rPr>
-        <w:t xml:space="preserve">    </w:t>
-      </w:r>
-      <w:proofErr w:type="spellStart"/>
-      <w:r>
-        <w:rPr>
-          <w:rFonts w:ascii="Georgia Pro" w:eastAsia="Georgia Pro" w:hAnsi="Georgia Pro" w:cs="Georgia Pro"/>
-          <w:color w:val="000000" w:themeColor="text1"/>
-        </w:rPr>
-        <w:t>server_name</w:t>
-      </w:r>
-      <w:proofErr w:type="spellEnd"/>
-      <w:r>
-        <w:rPr>
-          <w:rFonts w:ascii="Georgia Pro" w:eastAsia="Georgia Pro" w:hAnsi="Georgia Pro" w:cs="Georgia Pro"/>
-          <w:color w:val="000000" w:themeColor="text1"/>
-        </w:rPr>
-        <w:t xml:space="preserve"> </w:t>
-      </w:r>
-      <w:proofErr w:type="gramStart"/>
-      <w:r>
-        <w:rPr>
-          <w:rFonts w:ascii="Georgia Pro" w:eastAsia="Georgia Pro" w:hAnsi="Georgia Pro" w:cs="Georgia Pro"/>
-          <w:color w:val="000000" w:themeColor="text1"/>
-        </w:rPr>
-        <w:t xml:space="preserve">{{ </w:t>
-      </w:r>
-      <w:proofErr w:type="spellStart"/>
-      <w:r>
-        <w:rPr>
-          <w:rFonts w:ascii="Georgia Pro" w:eastAsia="Georgia Pro" w:hAnsi="Georgia Pro" w:cs="Georgia Pro"/>
-          <w:color w:val="000000" w:themeColor="text1"/>
-        </w:rPr>
-        <w:t>server</w:t>
-      </w:r>
-      <w:proofErr w:type="gramEnd"/>
-      <w:r>
-        <w:rPr>
-          <w:rFonts w:ascii="Georgia Pro" w:eastAsia="Georgia Pro" w:hAnsi="Georgia Pro" w:cs="Georgia Pro"/>
-          <w:color w:val="000000" w:themeColor="text1"/>
-        </w:rPr>
-        <w:t>_</w:t>
-      </w:r>
-      <w:proofErr w:type="gramStart"/>
-      <w:r>
-        <w:rPr>
-          <w:rFonts w:ascii="Georgia Pro" w:eastAsia="Georgia Pro" w:hAnsi="Georgia Pro" w:cs="Georgia Pro"/>
-          <w:color w:val="000000" w:themeColor="text1"/>
-        </w:rPr>
-        <w:t>name</w:t>
-      </w:r>
-      <w:proofErr w:type="spellEnd"/>
-      <w:r>
-        <w:rPr>
-          <w:rFonts w:ascii="Georgia Pro" w:eastAsia="Georgia Pro" w:hAnsi="Georgia Pro" w:cs="Georgia Pro"/>
-          <w:color w:val="000000" w:themeColor="text1"/>
-        </w:rPr>
-        <w:t xml:space="preserve"> }};</w:t>
-      </w:r>
-      <w:proofErr w:type="gramEnd"/>
+        <w:t xml:space="preserve">    server_name {{ server_name }};</w:t>
+      </w:r>
     </w:p>
     <w:p>
       <w:pPr>
@@ -1003,49 +816,8 @@
           <w:rFonts w:ascii="Georgia Pro" w:eastAsia="Georgia Pro" w:hAnsi="Georgia Pro" w:cs="Georgia Pro"/>
           <w:color w:val="000000" w:themeColor="text1"/>
         </w:rPr>
-        <w:t xml:space="preserve">    root </w:t>
-      </w:r>
-      <w:proofErr w:type="gramStart"/>
-      <w:r>
-        <w:rPr>
-          <w:rFonts w:ascii="Georgia Pro" w:eastAsia="Georgia Pro" w:hAnsi="Georgia Pro" w:cs="Georgia Pro"/>
-          <w:color w:val="000000" w:themeColor="text1"/>
-        </w:rPr>
-        <w:t xml:space="preserve">{{ </w:t>
-      </w:r>
-      <w:proofErr w:type="spellStart"/>
-      <w:r>
-        <w:rPr>
-          <w:rFonts w:ascii="Georgia Pro" w:eastAsia="Georgia Pro" w:hAnsi="Georgia Pro" w:cs="Georgia Pro"/>
-          <w:color w:val="000000" w:themeColor="text1"/>
-        </w:rPr>
-        <w:t>root</w:t>
-      </w:r>
-      <w:proofErr w:type="gramEnd"/>
-      <w:r>
-        <w:rPr>
-          <w:rFonts w:ascii="Georgia Pro" w:eastAsia="Georgia Pro" w:hAnsi="Georgia Pro" w:cs="Georgia Pro"/>
-          <w:color w:val="000000" w:themeColor="text1"/>
-        </w:rPr>
-        <w:t>_</w:t>
-      </w:r>
-      <w:proofErr w:type="gramStart"/>
-      <w:r>
-        <w:rPr>
-          <w:rFonts w:ascii="Georgia Pro" w:eastAsia="Georgia Pro" w:hAnsi="Georgia Pro" w:cs="Georgia Pro"/>
-          <w:color w:val="000000" w:themeColor="text1"/>
-        </w:rPr>
-        <w:t>dir</w:t>
-      </w:r>
-      <w:proofErr w:type="spellEnd"/>
-      <w:r>
-        <w:rPr>
-          <w:rFonts w:ascii="Georgia Pro" w:eastAsia="Georgia Pro" w:hAnsi="Georgia Pro" w:cs="Georgia Pro"/>
-          <w:color w:val="000000" w:themeColor="text1"/>
-        </w:rPr>
-        <w:t xml:space="preserve"> }};</w:t>
-      </w:r>
-      <w:proofErr w:type="gramEnd"/>
+        <w:t xml:space="preserve">    root {{ root_dir }};</w:t>
+      </w:r>
     </w:p>
     <w:p>
       <w:pPr>
@@ -1068,17 +840,8 @@
           <w:rFonts w:ascii="Georgia Pro" w:eastAsia="Georgia Pro" w:hAnsi="Georgia Pro" w:cs="Georgia Pro"/>
           <w:color w:val="000000" w:themeColor="text1"/>
         </w:rPr>
-        <w:t xml:space="preserve">    index </w:t>
-      </w:r>
-      <w:proofErr w:type="gramStart"/>
-      <w:r>
-        <w:rPr>
-          <w:rFonts w:ascii="Georgia Pro" w:eastAsia="Georgia Pro" w:hAnsi="Georgia Pro" w:cs="Georgia Pro"/>
-          <w:color w:val="000000" w:themeColor="text1"/>
-        </w:rPr>
-        <w:t>index.html;</w:t>
-      </w:r>
-      <w:proofErr w:type="gramEnd"/>
+        <w:t xml:space="preserve">    index index.html;</w:t>
+      </w:r>
     </w:p>
     <w:p>
       <w:pPr>
@@ -1118,33 +881,8 @@
           <w:rFonts w:ascii="Georgia Pro" w:eastAsia="Georgia Pro" w:hAnsi="Georgia Pro" w:cs="Georgia Pro"/>
           <w:color w:val="000000" w:themeColor="text1"/>
         </w:rPr>
-        <w:t xml:space="preserve">    {% if </w:t>
-      </w:r>
-      <w:proofErr w:type="spellStart"/>
-      <w:r>
-        <w:rPr>
-          <w:rFonts w:ascii="Georgia Pro" w:eastAsia="Georgia Pro" w:hAnsi="Georgia Pro" w:cs="Georgia Pro"/>
-          <w:color w:val="000000" w:themeColor="text1"/>
-        </w:rPr>
-        <w:t>enable_</w:t>
-      </w:r>
-      <w:proofErr w:type="gramStart"/>
-      <w:r>
-        <w:rPr>
-          <w:rFonts w:ascii="Georgia Pro" w:eastAsia="Georgia Pro" w:hAnsi="Georgia Pro" w:cs="Georgia Pro"/>
-          <w:color w:val="000000" w:themeColor="text1"/>
-        </w:rPr>
-        <w:t>logging</w:t>
-      </w:r>
-      <w:proofErr w:type="spellEnd"/>
-      <w:r>
-        <w:rPr>
-          <w:rFonts w:ascii="Georgia Pro" w:eastAsia="Georgia Pro" w:hAnsi="Georgia Pro" w:cs="Georgia Pro"/>
-          <w:color w:val="000000" w:themeColor="text1"/>
-        </w:rPr>
-        <w:t xml:space="preserve"> %}</w:t>
-      </w:r>
-      <w:proofErr w:type="gramEnd"/>
+        <w:t xml:space="preserve">    {% if enable_logging %}</w:t>
+      </w:r>
     </w:p>
     <w:p>
       <w:pPr>
@@ -1167,33 +905,8 @@
           <w:rFonts w:ascii="Georgia Pro" w:eastAsia="Georgia Pro" w:hAnsi="Georgia Pro" w:cs="Georgia Pro"/>
           <w:color w:val="000000" w:themeColor="text1"/>
         </w:rPr>
-        <w:t xml:space="preserve">    </w:t>
-      </w:r>
-      <w:proofErr w:type="spellStart"/>
-      <w:r>
-        <w:rPr>
-          <w:rFonts w:ascii="Georgia Pro" w:eastAsia="Georgia Pro" w:hAnsi="Georgia Pro" w:cs="Georgia Pro"/>
-          <w:color w:val="000000" w:themeColor="text1"/>
-        </w:rPr>
-        <w:t>access_log</w:t>
-      </w:r>
-      <w:proofErr w:type="spellEnd"/>
-      <w:r>
-        <w:rPr>
-          <w:rFonts w:ascii="Georgia Pro" w:eastAsia="Georgia Pro" w:hAnsi="Georgia Pro" w:cs="Georgia Pro"/>
-          <w:color w:val="000000" w:themeColor="text1"/>
-        </w:rPr>
-        <w:t xml:space="preserve"> </w:t>
-      </w:r>
-      <w:proofErr w:type="gramStart"/>
-      <w:r>
-        <w:rPr>
-          <w:rFonts w:ascii="Georgia Pro" w:eastAsia="Georgia Pro" w:hAnsi="Georgia Pro" w:cs="Georgia Pro"/>
-          <w:color w:val="000000" w:themeColor="text1"/>
-        </w:rPr>
-        <w:t>/var/log/nginx/myapp_access.log;</w:t>
-      </w:r>
-      <w:proofErr w:type="gramEnd"/>
+        <w:t xml:space="preserve">    access_log /var/log/nginx/myapp_access.log;</w:t>
+      </w:r>
     </w:p>
     <w:p>
       <w:pPr>
@@ -1216,33 +929,8 @@
           <w:rFonts w:ascii="Georgia Pro" w:eastAsia="Georgia Pro" w:hAnsi="Georgia Pro" w:cs="Georgia Pro"/>
           <w:color w:val="000000" w:themeColor="text1"/>
         </w:rPr>
-        <w:t xml:space="preserve">    </w:t>
-      </w:r>
-      <w:proofErr w:type="spellStart"/>
-      <w:r>
-        <w:rPr>
-          <w:rFonts w:ascii="Georgia Pro" w:eastAsia="Georgia Pro" w:hAnsi="Georgia Pro" w:cs="Georgia Pro"/>
-          <w:color w:val="000000" w:themeColor="text1"/>
-        </w:rPr>
-        <w:t>error_log</w:t>
-      </w:r>
-      <w:proofErr w:type="spellEnd"/>
-      <w:r>
-        <w:rPr>
-          <w:rFonts w:ascii="Georgia Pro" w:eastAsia="Georgia Pro" w:hAnsi="Georgia Pro" w:cs="Georgia Pro"/>
-          <w:color w:val="000000" w:themeColor="text1"/>
-        </w:rPr>
-        <w:t xml:space="preserve"> </w:t>
-      </w:r>
-      <w:proofErr w:type="gramStart"/>
-      <w:r>
-        <w:rPr>
-          <w:rFonts w:ascii="Georgia Pro" w:eastAsia="Georgia Pro" w:hAnsi="Georgia Pro" w:cs="Georgia Pro"/>
-          <w:color w:val="000000" w:themeColor="text1"/>
-        </w:rPr>
-        <w:t>/var/log/nginx/myapp_error.log;</w:t>
-      </w:r>
-      <w:proofErr w:type="gramEnd"/>
+        <w:t xml:space="preserve">    error_log /var/log/nginx/myapp_error.log;</w:t>
+      </w:r>
     </w:p>
     <w:p>
       <w:pPr>
@@ -1289,33 +977,8 @@
           <w:rFonts w:ascii="Georgia Pro" w:eastAsia="Georgia Pro" w:hAnsi="Georgia Pro" w:cs="Georgia Pro"/>
           <w:color w:val="000000" w:themeColor="text1"/>
         </w:rPr>
-        <w:t xml:space="preserve">    </w:t>
-      </w:r>
-      <w:proofErr w:type="spellStart"/>
-      <w:r>
-        <w:rPr>
-          <w:rFonts w:ascii="Georgia Pro" w:eastAsia="Georgia Pro" w:hAnsi="Georgia Pro" w:cs="Georgia Pro"/>
-          <w:color w:val="000000" w:themeColor="text1"/>
-        </w:rPr>
-        <w:t>access_log</w:t>
-      </w:r>
-      <w:proofErr w:type="spellEnd"/>
-      <w:r>
-        <w:rPr>
-          <w:rFonts w:ascii="Georgia Pro" w:eastAsia="Georgia Pro" w:hAnsi="Georgia Pro" w:cs="Georgia Pro"/>
-          <w:color w:val="000000" w:themeColor="text1"/>
-        </w:rPr>
-        <w:t xml:space="preserve"> </w:t>
-      </w:r>
-      <w:proofErr w:type="gramStart"/>
-      <w:r>
-        <w:rPr>
-          <w:rFonts w:ascii="Georgia Pro" w:eastAsia="Georgia Pro" w:hAnsi="Georgia Pro" w:cs="Georgia Pro"/>
-          <w:color w:val="000000" w:themeColor="text1"/>
-        </w:rPr>
-        <w:t>off;</w:t>
-      </w:r>
-      <w:proofErr w:type="gramEnd"/>
+        <w:t xml:space="preserve">    access_log off;</w:t>
+      </w:r>
     </w:p>
     <w:p>
       <w:pPr>
@@ -1338,33 +1001,8 @@
           <w:rFonts w:ascii="Georgia Pro" w:eastAsia="Georgia Pro" w:hAnsi="Georgia Pro" w:cs="Georgia Pro"/>
           <w:color w:val="000000" w:themeColor="text1"/>
         </w:rPr>
-        <w:t xml:space="preserve">    </w:t>
-      </w:r>
-      <w:proofErr w:type="spellStart"/>
-      <w:r>
-        <w:rPr>
-          <w:rFonts w:ascii="Georgia Pro" w:eastAsia="Georgia Pro" w:hAnsi="Georgia Pro" w:cs="Georgia Pro"/>
-          <w:color w:val="000000" w:themeColor="text1"/>
-        </w:rPr>
-        <w:t>error_log</w:t>
-      </w:r>
-      <w:proofErr w:type="spellEnd"/>
-      <w:r>
-        <w:rPr>
-          <w:rFonts w:ascii="Georgia Pro" w:eastAsia="Georgia Pro" w:hAnsi="Georgia Pro" w:cs="Georgia Pro"/>
-          <w:color w:val="000000" w:themeColor="text1"/>
-        </w:rPr>
-        <w:t xml:space="preserve"> </w:t>
-      </w:r>
-      <w:proofErr w:type="gramStart"/>
-      <w:r>
-        <w:rPr>
-          <w:rFonts w:ascii="Georgia Pro" w:eastAsia="Georgia Pro" w:hAnsi="Georgia Pro" w:cs="Georgia Pro"/>
-          <w:color w:val="000000" w:themeColor="text1"/>
-        </w:rPr>
-        <w:t>off;</w:t>
-      </w:r>
-      <w:proofErr w:type="gramEnd"/>
+        <w:t xml:space="preserve">    error_log off;</w:t>
+      </w:r>
     </w:p>
     <w:p>
       <w:pPr>
@@ -1452,65 +1090,8 @@
           <w:rFonts w:ascii="Georgia Pro" w:eastAsia="Georgia Pro" w:hAnsi="Georgia Pro" w:cs="Georgia Pro"/>
           <w:color w:val="000000" w:themeColor="text1"/>
         </w:rPr>
-        <w:t xml:space="preserve">        </w:t>
-      </w:r>
-      <w:proofErr w:type="spellStart"/>
-      <w:r>
-        <w:rPr>
-          <w:rFonts w:ascii="Georgia Pro" w:eastAsia="Georgia Pro" w:hAnsi="Georgia Pro" w:cs="Georgia Pro"/>
-          <w:color w:val="000000" w:themeColor="text1"/>
-        </w:rPr>
-        <w:t>try_files</w:t>
-      </w:r>
-      <w:proofErr w:type="spellEnd"/>
-      <w:r>
-        <w:rPr>
-          <w:rFonts w:ascii="Georgia Pro" w:eastAsia="Georgia Pro" w:hAnsi="Georgia Pro" w:cs="Georgia Pro"/>
-          <w:color w:val="000000" w:themeColor="text1"/>
-        </w:rPr>
-        <w:t xml:space="preserve"> $</w:t>
-      </w:r>
-      <w:proofErr w:type="spellStart"/>
-      <w:r>
-        <w:rPr>
-          <w:rFonts w:ascii="Georgia Pro" w:eastAsia="Georgia Pro" w:hAnsi="Georgia Pro" w:cs="Georgia Pro"/>
-          <w:color w:val="000000" w:themeColor="text1"/>
-        </w:rPr>
-        <w:t>uri</w:t>
-      </w:r>
-      <w:proofErr w:type="spellEnd"/>
-      <w:r>
-        <w:rPr>
-          <w:rFonts w:ascii="Georgia Pro" w:eastAsia="Georgia Pro" w:hAnsi="Georgia Pro" w:cs="Georgia Pro"/>
-          <w:color w:val="000000" w:themeColor="text1"/>
-        </w:rPr>
-        <w:t xml:space="preserve"> $</w:t>
-      </w:r>
-      <w:proofErr w:type="spellStart"/>
-      <w:r>
-        <w:rPr>
-          <w:rFonts w:ascii="Georgia Pro" w:eastAsia="Georgia Pro" w:hAnsi="Georgia Pro" w:cs="Georgia Pro"/>
-          <w:color w:val="000000" w:themeColor="text1"/>
-        </w:rPr>
-        <w:t>uri</w:t>
-      </w:r>
-      <w:proofErr w:type="spellEnd"/>
-      <w:r>
-        <w:rPr>
-          <w:rFonts w:ascii="Georgia Pro" w:eastAsia="Georgia Pro" w:hAnsi="Georgia Pro" w:cs="Georgia Pro"/>
-          <w:color w:val="000000" w:themeColor="text1"/>
-        </w:rPr>
-        <w:t>/ =</w:t>
-      </w:r>
-      <w:proofErr w:type="gramStart"/>
-      <w:r>
-        <w:rPr>
-          <w:rFonts w:ascii="Georgia Pro" w:eastAsia="Georgia Pro" w:hAnsi="Georgia Pro" w:cs="Georgia Pro"/>
-          <w:color w:val="000000" w:themeColor="text1"/>
-        </w:rPr>
-        <w:t>404;</w:t>
-      </w:r>
-      <w:proofErr w:type="gramEnd"/>
+        <w:t xml:space="preserve">        try_files $uri $uri/ =404;</w:t>
+      </w:r>
     </w:p>
     <w:p>
       <w:pPr>
@@ -1631,7 +1212,6 @@
           <w:color w:val="000000" w:themeColor="text1"/>
         </w:rPr>
       </w:pPr>
-      <w:proofErr w:type="spellStart"/>
       <w:r>
         <w:rPr>
           <w:rFonts w:ascii="Georgia Pro" w:eastAsia="Georgia Pro" w:hAnsi="Georgia Pro" w:cs="Georgia Pro"/>
@@ -1641,7 +1221,6 @@
         </w:rPr>
         <w:t>site.yml</w:t>
       </w:r>
-      <w:proofErr w:type="spellEnd"/>
     </w:p>
     <w:p>
       <w:pPr>
@@ -1724,7 +1303,14 @@
           <w:rFonts w:ascii="Georgia Pro" w:eastAsia="Georgia Pro" w:hAnsi="Georgia Pro" w:cs="Georgia Pro"/>
           <w:color w:val="000000" w:themeColor="text1"/>
         </w:rPr>
-        <w:t xml:space="preserve">  hosts: web</w:t>
+        <w:t xml:space="preserve">  hosts: </w:t>
+      </w:r>
+      <w:r>
+        <w:rPr>
+          <w:rFonts w:ascii="Georgia Pro" w:eastAsia="Georgia Pro" w:hAnsi="Georgia Pro" w:cs="Georgia Pro"/>
+          <w:color w:val="000000" w:themeColor="text1"/>
+        </w:rPr>
+        <w:t>webservers</w:t>
       </w:r>
     </w:p>
     <w:p>
@@ -1789,57 +1375,32 @@
           <w:rFonts w:ascii="Georgia Pro" w:eastAsia="Georgia Pro" w:hAnsi="Georgia Pro" w:cs="Georgia Pro"/>
           <w:color w:val="000000" w:themeColor="text1"/>
         </w:rPr>
-        <w:t xml:space="preserve">  </w:t>
-      </w:r>
-      <w:proofErr w:type="spellStart"/>
-      <w:r>
-        <w:rPr>
-          <w:rFonts w:ascii="Georgia Pro" w:eastAsia="Georgia Pro" w:hAnsi="Georgia Pro" w:cs="Georgia Pro"/>
-          <w:color w:val="000000" w:themeColor="text1"/>
-        </w:rPr>
-        <w:t>vars_files</w:t>
-      </w:r>
-      <w:proofErr w:type="spellEnd"/>
-      <w:r>
-        <w:rPr>
-          <w:rFonts w:ascii="Georgia Pro" w:eastAsia="Georgia Pro" w:hAnsi="Georgia Pro" w:cs="Georgia Pro"/>
-          <w:color w:val="000000" w:themeColor="text1"/>
-        </w:rPr>
-        <w:t>:</w:t>
-      </w:r>
-    </w:p>
-    <w:p>
-      <w:pPr>
-        <w:pBdr>
-          <w:top w:val="single" w:sz="4" w:space="1" w:color="auto"/>
-          <w:left w:val="single" w:sz="4" w:space="1" w:color="auto"/>
-          <w:bottom w:val="single" w:sz="4" w:space="1" w:color="auto"/>
-          <w:right w:val="single" w:sz="4" w:space="1" w:color="auto"/>
-        </w:pBdr>
-        <w:shd w:val="clear" w:color="auto" w:fill="D9D9D9" w:themeFill="background1" w:themeFillShade="D9"/>
-        <w:spacing w:after="0" w:line="360" w:lineRule="auto"/>
-        <w:jc w:val="both"/>
-        <w:rPr>
-          <w:rFonts w:ascii="Georgia Pro" w:eastAsia="Georgia Pro" w:hAnsi="Georgia Pro" w:cs="Georgia Pro"/>
-          <w:color w:val="000000" w:themeColor="text1"/>
-        </w:rPr>
-      </w:pPr>
-      <w:r>
-        <w:rPr>
-          <w:rFonts w:ascii="Georgia Pro" w:eastAsia="Georgia Pro" w:hAnsi="Georgia Pro" w:cs="Georgia Pro"/>
-          <w:color w:val="000000" w:themeColor="text1"/>
-        </w:rPr>
-        <w:t xml:space="preserve">    - </w:t>
-      </w:r>
-      <w:proofErr w:type="spellStart"/>
-      <w:r>
-        <w:rPr>
-          <w:rFonts w:ascii="Georgia Pro" w:eastAsia="Georgia Pro" w:hAnsi="Georgia Pro" w:cs="Georgia Pro"/>
-          <w:color w:val="000000" w:themeColor="text1"/>
-        </w:rPr>
-        <w:t>vars.yml</w:t>
-      </w:r>
-      <w:proofErr w:type="spellEnd"/>
+        <w:t xml:space="preserve">  vars_files:</w:t>
+      </w:r>
+    </w:p>
+    <w:p>
+      <w:pPr>
+        <w:pBdr>
+          <w:top w:val="single" w:sz="4" w:space="1" w:color="auto"/>
+          <w:left w:val="single" w:sz="4" w:space="1" w:color="auto"/>
+          <w:bottom w:val="single" w:sz="4" w:space="1" w:color="auto"/>
+          <w:right w:val="single" w:sz="4" w:space="1" w:color="auto"/>
+        </w:pBdr>
+        <w:shd w:val="clear" w:color="auto" w:fill="D9D9D9" w:themeFill="background1" w:themeFillShade="D9"/>
+        <w:spacing w:after="0" w:line="360" w:lineRule="auto"/>
+        <w:jc w:val="both"/>
+        <w:rPr>
+          <w:rFonts w:ascii="Georgia Pro" w:eastAsia="Georgia Pro" w:hAnsi="Georgia Pro" w:cs="Georgia Pro"/>
+          <w:color w:val="000000" w:themeColor="text1"/>
+        </w:rPr>
+      </w:pPr>
+      <w:r>
+        <w:rPr>
+          <w:rFonts w:ascii="Georgia Pro" w:eastAsia="Georgia Pro" w:hAnsi="Georgia Pro" w:cs="Georgia Pro"/>
+          <w:color w:val="000000" w:themeColor="text1"/>
+        </w:rPr>
+        <w:t xml:space="preserve">    - vars.yml</w:t>
+      </w:r>
     </w:p>
     <w:p>
       <w:pPr>
@@ -2016,23 +1577,7 @@
           <w:rFonts w:ascii="Georgia Pro" w:eastAsia="Georgia Pro" w:hAnsi="Georgia Pro" w:cs="Georgia Pro"/>
           <w:color w:val="000000" w:themeColor="text1"/>
         </w:rPr>
-        <w:t xml:space="preserve">        </w:t>
-      </w:r>
-      <w:proofErr w:type="spellStart"/>
-      <w:r>
-        <w:rPr>
-          <w:rFonts w:ascii="Georgia Pro" w:eastAsia="Georgia Pro" w:hAnsi="Georgia Pro" w:cs="Georgia Pro"/>
-          <w:color w:val="000000" w:themeColor="text1"/>
-        </w:rPr>
-        <w:t>update_cache</w:t>
-      </w:r>
-      <w:proofErr w:type="spellEnd"/>
-      <w:r>
-        <w:rPr>
-          <w:rFonts w:ascii="Georgia Pro" w:eastAsia="Georgia Pro" w:hAnsi="Georgia Pro" w:cs="Georgia Pro"/>
-          <w:color w:val="000000" w:themeColor="text1"/>
-        </w:rPr>
-        <w:t>: yes</w:t>
+        <w:t xml:space="preserve">        update_cache: yes</w:t>
       </w:r>
     </w:p>
     <w:p>
@@ -2121,49 +1666,8 @@
           <w:rFonts w:ascii="Georgia Pro" w:eastAsia="Georgia Pro" w:hAnsi="Georgia Pro" w:cs="Georgia Pro"/>
           <w:color w:val="000000" w:themeColor="text1"/>
         </w:rPr>
-        <w:t xml:space="preserve">        path: "</w:t>
-      </w:r>
-      <w:proofErr w:type="gramStart"/>
-      <w:r>
-        <w:rPr>
-          <w:rFonts w:ascii="Georgia Pro" w:eastAsia="Georgia Pro" w:hAnsi="Georgia Pro" w:cs="Georgia Pro"/>
-          <w:color w:val="000000" w:themeColor="text1"/>
-        </w:rPr>
-        <w:t xml:space="preserve">{{ </w:t>
-      </w:r>
-      <w:proofErr w:type="spellStart"/>
-      <w:r>
-        <w:rPr>
-          <w:rFonts w:ascii="Georgia Pro" w:eastAsia="Georgia Pro" w:hAnsi="Georgia Pro" w:cs="Georgia Pro"/>
-          <w:color w:val="000000" w:themeColor="text1"/>
-        </w:rPr>
-        <w:t>root</w:t>
-      </w:r>
-      <w:proofErr w:type="gramEnd"/>
-      <w:r>
-        <w:rPr>
-          <w:rFonts w:ascii="Georgia Pro" w:eastAsia="Georgia Pro" w:hAnsi="Georgia Pro" w:cs="Georgia Pro"/>
-          <w:color w:val="000000" w:themeColor="text1"/>
-        </w:rPr>
-        <w:t>_</w:t>
-      </w:r>
-      <w:proofErr w:type="gramStart"/>
-      <w:r>
-        <w:rPr>
-          <w:rFonts w:ascii="Georgia Pro" w:eastAsia="Georgia Pro" w:hAnsi="Georgia Pro" w:cs="Georgia Pro"/>
-          <w:color w:val="000000" w:themeColor="text1"/>
-        </w:rPr>
-        <w:t>dir</w:t>
-      </w:r>
-      <w:proofErr w:type="spellEnd"/>
-      <w:r>
-        <w:rPr>
-          <w:rFonts w:ascii="Georgia Pro" w:eastAsia="Georgia Pro" w:hAnsi="Georgia Pro" w:cs="Georgia Pro"/>
-          <w:color w:val="000000" w:themeColor="text1"/>
-        </w:rPr>
-        <w:t xml:space="preserve"> }}"</w:t>
-      </w:r>
-      <w:proofErr w:type="gramEnd"/>
+        <w:t xml:space="preserve">        path: "{{ root_dir }}"</w:t>
+      </w:r>
     </w:p>
     <w:p>
       <w:pPr>
@@ -2299,143 +1803,31 @@
           <w:rFonts w:ascii="Georgia Pro" w:eastAsia="Georgia Pro" w:hAnsi="Georgia Pro" w:cs="Georgia Pro"/>
           <w:color w:val="000000" w:themeColor="text1"/>
         </w:rPr>
-        <w:t xml:space="preserve">        </w:t>
-      </w:r>
-      <w:proofErr w:type="spellStart"/>
-      <w:r>
-        <w:rPr>
-          <w:rFonts w:ascii="Georgia Pro" w:eastAsia="Georgia Pro" w:hAnsi="Georgia Pro" w:cs="Georgia Pro"/>
-          <w:color w:val="000000" w:themeColor="text1"/>
-        </w:rPr>
-        <w:t>dest</w:t>
-      </w:r>
-      <w:proofErr w:type="spellEnd"/>
-      <w:r>
-        <w:rPr>
-          <w:rFonts w:ascii="Georgia Pro" w:eastAsia="Georgia Pro" w:hAnsi="Georgia Pro" w:cs="Georgia Pro"/>
-          <w:color w:val="000000" w:themeColor="text1"/>
-        </w:rPr>
-        <w:t>: "</w:t>
-      </w:r>
-      <w:proofErr w:type="gramStart"/>
-      <w:r>
-        <w:rPr>
-          <w:rFonts w:ascii="Georgia Pro" w:eastAsia="Georgia Pro" w:hAnsi="Georgia Pro" w:cs="Georgia Pro"/>
-          <w:color w:val="000000" w:themeColor="text1"/>
-        </w:rPr>
-        <w:t xml:space="preserve">{{ </w:t>
-      </w:r>
-      <w:proofErr w:type="spellStart"/>
-      <w:r>
-        <w:rPr>
-          <w:rFonts w:ascii="Georgia Pro" w:eastAsia="Georgia Pro" w:hAnsi="Georgia Pro" w:cs="Georgia Pro"/>
-          <w:color w:val="000000" w:themeColor="text1"/>
-        </w:rPr>
-        <w:t>root</w:t>
-      </w:r>
-      <w:proofErr w:type="gramEnd"/>
-      <w:r>
-        <w:rPr>
-          <w:rFonts w:ascii="Georgia Pro" w:eastAsia="Georgia Pro" w:hAnsi="Georgia Pro" w:cs="Georgia Pro"/>
-          <w:color w:val="000000" w:themeColor="text1"/>
-        </w:rPr>
-        <w:t>_</w:t>
-      </w:r>
-      <w:proofErr w:type="gramStart"/>
-      <w:r>
-        <w:rPr>
-          <w:rFonts w:ascii="Georgia Pro" w:eastAsia="Georgia Pro" w:hAnsi="Georgia Pro" w:cs="Georgia Pro"/>
-          <w:color w:val="000000" w:themeColor="text1"/>
-        </w:rPr>
-        <w:t>dir</w:t>
-      </w:r>
-      <w:proofErr w:type="spellEnd"/>
-      <w:r>
-        <w:rPr>
-          <w:rFonts w:ascii="Georgia Pro" w:eastAsia="Georgia Pro" w:hAnsi="Georgia Pro" w:cs="Georgia Pro"/>
-          <w:color w:val="000000" w:themeColor="text1"/>
-        </w:rPr>
-        <w:t xml:space="preserve"> }}/</w:t>
-      </w:r>
-      <w:proofErr w:type="gramEnd"/>
-      <w:r>
-        <w:rPr>
-          <w:rFonts w:ascii="Georgia Pro" w:eastAsia="Georgia Pro" w:hAnsi="Georgia Pro" w:cs="Georgia Pro"/>
-          <w:color w:val="000000" w:themeColor="text1"/>
-        </w:rPr>
-        <w:t>index.html"</w:t>
-      </w:r>
-    </w:p>
-    <w:p>
-      <w:pPr>
-        <w:pBdr>
-          <w:top w:val="single" w:sz="4" w:space="1" w:color="auto"/>
-          <w:left w:val="single" w:sz="4" w:space="1" w:color="auto"/>
-          <w:bottom w:val="single" w:sz="4" w:space="1" w:color="auto"/>
-          <w:right w:val="single" w:sz="4" w:space="1" w:color="auto"/>
-        </w:pBdr>
-        <w:shd w:val="clear" w:color="auto" w:fill="D9D9D9" w:themeFill="background1" w:themeFillShade="D9"/>
-        <w:spacing w:after="0" w:line="360" w:lineRule="auto"/>
-        <w:jc w:val="both"/>
-        <w:rPr>
-          <w:rFonts w:ascii="Georgia Pro" w:eastAsia="Georgia Pro" w:hAnsi="Georgia Pro" w:cs="Georgia Pro"/>
-          <w:color w:val="000000" w:themeColor="text1"/>
-        </w:rPr>
-      </w:pPr>
-      <w:r>
-        <w:rPr>
-          <w:rFonts w:ascii="Georgia Pro" w:eastAsia="Georgia Pro" w:hAnsi="Georgia Pro" w:cs="Georgia Pro"/>
-          <w:color w:val="000000" w:themeColor="text1"/>
-        </w:rPr>
-        <w:t xml:space="preserve">        content: "Welcome to Nginx on port </w:t>
-      </w:r>
-      <w:proofErr w:type="gramStart"/>
-      <w:r>
-        <w:rPr>
-          <w:rFonts w:ascii="Georgia Pro" w:eastAsia="Georgia Pro" w:hAnsi="Georgia Pro" w:cs="Georgia Pro"/>
-          <w:color w:val="000000" w:themeColor="text1"/>
-        </w:rPr>
-        <w:t xml:space="preserve">{{ </w:t>
-      </w:r>
-      <w:proofErr w:type="spellStart"/>
-      <w:r>
-        <w:rPr>
-          <w:rFonts w:ascii="Georgia Pro" w:eastAsia="Georgia Pro" w:hAnsi="Georgia Pro" w:cs="Georgia Pro"/>
-          <w:color w:val="000000" w:themeColor="text1"/>
-        </w:rPr>
-        <w:t>listen</w:t>
-      </w:r>
-      <w:proofErr w:type="gramEnd"/>
-      <w:r>
-        <w:rPr>
-          <w:rFonts w:ascii="Georgia Pro" w:eastAsia="Georgia Pro" w:hAnsi="Georgia Pro" w:cs="Georgia Pro"/>
-          <w:color w:val="000000" w:themeColor="text1"/>
-        </w:rPr>
-        <w:t>_</w:t>
-      </w:r>
-      <w:proofErr w:type="gramStart"/>
-      <w:r>
-        <w:rPr>
-          <w:rFonts w:ascii="Georgia Pro" w:eastAsia="Georgia Pro" w:hAnsi="Georgia Pro" w:cs="Georgia Pro"/>
-          <w:color w:val="000000" w:themeColor="text1"/>
-        </w:rPr>
-        <w:t>port</w:t>
-      </w:r>
-      <w:proofErr w:type="spellEnd"/>
-      <w:r>
-        <w:rPr>
-          <w:rFonts w:ascii="Georgia Pro" w:eastAsia="Georgia Pro" w:hAnsi="Georgia Pro" w:cs="Georgia Pro"/>
-          <w:color w:val="000000" w:themeColor="text1"/>
-        </w:rPr>
-        <w:t xml:space="preserve"> }</w:t>
-      </w:r>
-      <w:proofErr w:type="gramEnd"/>
-      <w:r>
-        <w:rPr>
-          <w:rFonts w:ascii="Georgia Pro" w:eastAsia="Georgia Pro" w:hAnsi="Georgia Pro" w:cs="Georgia Pro"/>
-          <w:color w:val="000000" w:themeColor="text1"/>
-        </w:rPr>
-        <w:t>} served via Jinja2 template!"</w:t>
+        <w:t xml:space="preserve">        dest: "{{ root_dir }}/index.html"</w:t>
+      </w:r>
+    </w:p>
+    <w:p>
+      <w:pPr>
+        <w:pBdr>
+          <w:top w:val="single" w:sz="4" w:space="1" w:color="auto"/>
+          <w:left w:val="single" w:sz="4" w:space="1" w:color="auto"/>
+          <w:bottom w:val="single" w:sz="4" w:space="1" w:color="auto"/>
+          <w:right w:val="single" w:sz="4" w:space="1" w:color="auto"/>
+        </w:pBdr>
+        <w:shd w:val="clear" w:color="auto" w:fill="D9D9D9" w:themeFill="background1" w:themeFillShade="D9"/>
+        <w:spacing w:after="0" w:line="360" w:lineRule="auto"/>
+        <w:jc w:val="both"/>
+        <w:rPr>
+          <w:rFonts w:ascii="Georgia Pro" w:eastAsia="Georgia Pro" w:hAnsi="Georgia Pro" w:cs="Georgia Pro"/>
+          <w:color w:val="000000" w:themeColor="text1"/>
+        </w:rPr>
+      </w:pPr>
+      <w:r>
+        <w:rPr>
+          <w:rFonts w:ascii="Georgia Pro" w:eastAsia="Georgia Pro" w:hAnsi="Georgia Pro" w:cs="Georgia Pro"/>
+          <w:color w:val="000000" w:themeColor="text1"/>
+        </w:rPr>
+        <w:t xml:space="preserve">        content: "Welcome to Nginx on port {{ listen_port }} served via Jinja2 template!"</w:t>
       </w:r>
     </w:p>
     <w:p>
@@ -2524,105 +1916,32 @@
           <w:rFonts w:ascii="Georgia Pro" w:eastAsia="Georgia Pro" w:hAnsi="Georgia Pro" w:cs="Georgia Pro"/>
           <w:color w:val="000000" w:themeColor="text1"/>
         </w:rPr>
-        <w:t xml:space="preserve">        </w:t>
-      </w:r>
-      <w:proofErr w:type="spellStart"/>
-      <w:r>
-        <w:rPr>
-          <w:rFonts w:ascii="Georgia Pro" w:eastAsia="Georgia Pro" w:hAnsi="Georgia Pro" w:cs="Georgia Pro"/>
-          <w:color w:val="000000" w:themeColor="text1"/>
-        </w:rPr>
-        <w:t>src</w:t>
-      </w:r>
-      <w:proofErr w:type="spellEnd"/>
-      <w:r>
-        <w:rPr>
-          <w:rFonts w:ascii="Georgia Pro" w:eastAsia="Georgia Pro" w:hAnsi="Georgia Pro" w:cs="Georgia Pro"/>
-          <w:color w:val="000000" w:themeColor="text1"/>
-        </w:rPr>
-        <w:t xml:space="preserve">: </w:t>
-      </w:r>
-      <w:proofErr w:type="gramStart"/>
-      <w:r>
-        <w:rPr>
-          <w:rFonts w:ascii="Georgia Pro" w:eastAsia="Georgia Pro" w:hAnsi="Georgia Pro" w:cs="Georgia Pro"/>
-          <w:color w:val="000000" w:themeColor="text1"/>
-        </w:rPr>
-        <w:t>templates/nginx.conf.j</w:t>
-      </w:r>
-      <w:proofErr w:type="gramEnd"/>
-      <w:r>
-        <w:rPr>
-          <w:rFonts w:ascii="Georgia Pro" w:eastAsia="Georgia Pro" w:hAnsi="Georgia Pro" w:cs="Georgia Pro"/>
-          <w:color w:val="000000" w:themeColor="text1"/>
-        </w:rPr>
-        <w:t>2</w:t>
-      </w:r>
-    </w:p>
-    <w:p>
-      <w:pPr>
-        <w:pBdr>
-          <w:top w:val="single" w:sz="4" w:space="1" w:color="auto"/>
-          <w:left w:val="single" w:sz="4" w:space="1" w:color="auto"/>
-          <w:bottom w:val="single" w:sz="4" w:space="1" w:color="auto"/>
-          <w:right w:val="single" w:sz="4" w:space="1" w:color="auto"/>
-        </w:pBdr>
-        <w:shd w:val="clear" w:color="auto" w:fill="D9D9D9" w:themeFill="background1" w:themeFillShade="D9"/>
-        <w:spacing w:after="0" w:line="360" w:lineRule="auto"/>
-        <w:jc w:val="both"/>
-        <w:rPr>
-          <w:rFonts w:ascii="Georgia Pro" w:eastAsia="Georgia Pro" w:hAnsi="Georgia Pro" w:cs="Georgia Pro"/>
-          <w:color w:val="000000" w:themeColor="text1"/>
-        </w:rPr>
-      </w:pPr>
-      <w:r>
-        <w:rPr>
-          <w:rFonts w:ascii="Georgia Pro" w:eastAsia="Georgia Pro" w:hAnsi="Georgia Pro" w:cs="Georgia Pro"/>
-          <w:color w:val="000000" w:themeColor="text1"/>
-        </w:rPr>
-        <w:t xml:space="preserve">        </w:t>
-      </w:r>
-      <w:proofErr w:type="spellStart"/>
-      <w:r>
-        <w:rPr>
-          <w:rFonts w:ascii="Georgia Pro" w:eastAsia="Georgia Pro" w:hAnsi="Georgia Pro" w:cs="Georgia Pro"/>
-          <w:color w:val="000000" w:themeColor="text1"/>
-        </w:rPr>
-        <w:t>dest</w:t>
-      </w:r>
-      <w:proofErr w:type="spellEnd"/>
-      <w:r>
-        <w:rPr>
-          <w:rFonts w:ascii="Georgia Pro" w:eastAsia="Georgia Pro" w:hAnsi="Georgia Pro" w:cs="Georgia Pro"/>
-          <w:color w:val="000000" w:themeColor="text1"/>
-        </w:rPr>
-        <w:t>: /</w:t>
-      </w:r>
-      <w:proofErr w:type="spellStart"/>
-      <w:r>
-        <w:rPr>
-          <w:rFonts w:ascii="Georgia Pro" w:eastAsia="Georgia Pro" w:hAnsi="Georgia Pro" w:cs="Georgia Pro"/>
-          <w:color w:val="000000" w:themeColor="text1"/>
-        </w:rPr>
-        <w:t>etc</w:t>
-      </w:r>
-      <w:proofErr w:type="spellEnd"/>
-      <w:r>
-        <w:rPr>
-          <w:rFonts w:ascii="Georgia Pro" w:eastAsia="Georgia Pro" w:hAnsi="Georgia Pro" w:cs="Georgia Pro"/>
-          <w:color w:val="000000" w:themeColor="text1"/>
-        </w:rPr>
-        <w:t>/nginx/sites-available/</w:t>
-      </w:r>
-      <w:proofErr w:type="spellStart"/>
-      <w:r>
-        <w:rPr>
-          <w:rFonts w:ascii="Georgia Pro" w:eastAsia="Georgia Pro" w:hAnsi="Georgia Pro" w:cs="Georgia Pro"/>
-          <w:color w:val="000000" w:themeColor="text1"/>
-        </w:rPr>
-        <w:t>myapp.conf</w:t>
-      </w:r>
-      <w:proofErr w:type="spellEnd"/>
+        <w:t xml:space="preserve">        src: templates/nginx.conf.j2</w:t>
+      </w:r>
+    </w:p>
+    <w:p>
+      <w:pPr>
+        <w:pBdr>
+          <w:top w:val="single" w:sz="4" w:space="1" w:color="auto"/>
+          <w:left w:val="single" w:sz="4" w:space="1" w:color="auto"/>
+          <w:bottom w:val="single" w:sz="4" w:space="1" w:color="auto"/>
+          <w:right w:val="single" w:sz="4" w:space="1" w:color="auto"/>
+        </w:pBdr>
+        <w:shd w:val="clear" w:color="auto" w:fill="D9D9D9" w:themeFill="background1" w:themeFillShade="D9"/>
+        <w:spacing w:after="0" w:line="360" w:lineRule="auto"/>
+        <w:jc w:val="both"/>
+        <w:rPr>
+          <w:rFonts w:ascii="Georgia Pro" w:eastAsia="Georgia Pro" w:hAnsi="Georgia Pro" w:cs="Georgia Pro"/>
+          <w:color w:val="000000" w:themeColor="text1"/>
+        </w:rPr>
+      </w:pPr>
+      <w:r>
+        <w:rPr>
+          <w:rFonts w:ascii="Georgia Pro" w:eastAsia="Georgia Pro" w:hAnsi="Georgia Pro" w:cs="Georgia Pro"/>
+          <w:color w:val="000000" w:themeColor="text1"/>
+        </w:rPr>
+        <w:t xml:space="preserve">        dest: /etc/nginx/sites-available/myapp.conf</w:t>
+      </w:r>
     </w:p>
     <w:p>
       <w:pPr>
@@ -2711,114 +2030,32 @@
           <w:rFonts w:ascii="Georgia Pro" w:eastAsia="Georgia Pro" w:hAnsi="Georgia Pro" w:cs="Georgia Pro"/>
           <w:color w:val="000000" w:themeColor="text1"/>
         </w:rPr>
-        <w:t xml:space="preserve">        </w:t>
-      </w:r>
-      <w:proofErr w:type="spellStart"/>
-      <w:r>
-        <w:rPr>
-          <w:rFonts w:ascii="Georgia Pro" w:eastAsia="Georgia Pro" w:hAnsi="Georgia Pro" w:cs="Georgia Pro"/>
-          <w:color w:val="000000" w:themeColor="text1"/>
-        </w:rPr>
-        <w:t>src</w:t>
-      </w:r>
-      <w:proofErr w:type="spellEnd"/>
-      <w:r>
-        <w:rPr>
-          <w:rFonts w:ascii="Georgia Pro" w:eastAsia="Georgia Pro" w:hAnsi="Georgia Pro" w:cs="Georgia Pro"/>
-          <w:color w:val="000000" w:themeColor="text1"/>
-        </w:rPr>
-        <w:t>: /</w:t>
-      </w:r>
-      <w:proofErr w:type="spellStart"/>
-      <w:r>
-        <w:rPr>
-          <w:rFonts w:ascii="Georgia Pro" w:eastAsia="Georgia Pro" w:hAnsi="Georgia Pro" w:cs="Georgia Pro"/>
-          <w:color w:val="000000" w:themeColor="text1"/>
-        </w:rPr>
-        <w:t>etc</w:t>
-      </w:r>
-      <w:proofErr w:type="spellEnd"/>
-      <w:r>
-        <w:rPr>
-          <w:rFonts w:ascii="Georgia Pro" w:eastAsia="Georgia Pro" w:hAnsi="Georgia Pro" w:cs="Georgia Pro"/>
-          <w:color w:val="000000" w:themeColor="text1"/>
-        </w:rPr>
-        <w:t>/nginx/sites-available/</w:t>
-      </w:r>
-      <w:proofErr w:type="spellStart"/>
-      <w:r>
-        <w:rPr>
-          <w:rFonts w:ascii="Georgia Pro" w:eastAsia="Georgia Pro" w:hAnsi="Georgia Pro" w:cs="Georgia Pro"/>
-          <w:color w:val="000000" w:themeColor="text1"/>
-        </w:rPr>
-        <w:t>myapp.conf</w:t>
-      </w:r>
-      <w:proofErr w:type="spellEnd"/>
-    </w:p>
-    <w:p>
-      <w:pPr>
-        <w:pBdr>
-          <w:top w:val="single" w:sz="4" w:space="1" w:color="auto"/>
-          <w:left w:val="single" w:sz="4" w:space="1" w:color="auto"/>
-          <w:bottom w:val="single" w:sz="4" w:space="1" w:color="auto"/>
-          <w:right w:val="single" w:sz="4" w:space="1" w:color="auto"/>
-        </w:pBdr>
-        <w:shd w:val="clear" w:color="auto" w:fill="D9D9D9" w:themeFill="background1" w:themeFillShade="D9"/>
-        <w:spacing w:after="0" w:line="360" w:lineRule="auto"/>
-        <w:jc w:val="both"/>
-        <w:rPr>
-          <w:rFonts w:ascii="Georgia Pro" w:eastAsia="Georgia Pro" w:hAnsi="Georgia Pro" w:cs="Georgia Pro"/>
-          <w:color w:val="000000" w:themeColor="text1"/>
-        </w:rPr>
-      </w:pPr>
-      <w:r>
-        <w:rPr>
-          <w:rFonts w:ascii="Georgia Pro" w:eastAsia="Georgia Pro" w:hAnsi="Georgia Pro" w:cs="Georgia Pro"/>
-          <w:color w:val="000000" w:themeColor="text1"/>
-        </w:rPr>
-        <w:t xml:space="preserve">        </w:t>
-      </w:r>
-      <w:proofErr w:type="spellStart"/>
-      <w:r>
-        <w:rPr>
-          <w:rFonts w:ascii="Georgia Pro" w:eastAsia="Georgia Pro" w:hAnsi="Georgia Pro" w:cs="Georgia Pro"/>
-          <w:color w:val="000000" w:themeColor="text1"/>
-        </w:rPr>
-        <w:t>dest</w:t>
-      </w:r>
-      <w:proofErr w:type="spellEnd"/>
-      <w:r>
-        <w:rPr>
-          <w:rFonts w:ascii="Georgia Pro" w:eastAsia="Georgia Pro" w:hAnsi="Georgia Pro" w:cs="Georgia Pro"/>
-          <w:color w:val="000000" w:themeColor="text1"/>
-        </w:rPr>
-        <w:t>: /</w:t>
-      </w:r>
-      <w:proofErr w:type="spellStart"/>
-      <w:r>
-        <w:rPr>
-          <w:rFonts w:ascii="Georgia Pro" w:eastAsia="Georgia Pro" w:hAnsi="Georgia Pro" w:cs="Georgia Pro"/>
-          <w:color w:val="000000" w:themeColor="text1"/>
-        </w:rPr>
-        <w:t>etc</w:t>
-      </w:r>
-      <w:proofErr w:type="spellEnd"/>
-      <w:r>
-        <w:rPr>
-          <w:rFonts w:ascii="Georgia Pro" w:eastAsia="Georgia Pro" w:hAnsi="Georgia Pro" w:cs="Georgia Pro"/>
-          <w:color w:val="000000" w:themeColor="text1"/>
-        </w:rPr>
-        <w:t>/nginx/sites-enabled/</w:t>
-      </w:r>
-      <w:proofErr w:type="spellStart"/>
-      <w:r>
-        <w:rPr>
-          <w:rFonts w:ascii="Georgia Pro" w:eastAsia="Georgia Pro" w:hAnsi="Georgia Pro" w:cs="Georgia Pro"/>
-          <w:color w:val="000000" w:themeColor="text1"/>
-        </w:rPr>
-        <w:t>myapp.conf</w:t>
-      </w:r>
-      <w:proofErr w:type="spellEnd"/>
+        <w:t xml:space="preserve">        src: /etc/nginx/sites-available/myapp.conf</w:t>
+      </w:r>
+    </w:p>
+    <w:p>
+      <w:pPr>
+        <w:pBdr>
+          <w:top w:val="single" w:sz="4" w:space="1" w:color="auto"/>
+          <w:left w:val="single" w:sz="4" w:space="1" w:color="auto"/>
+          <w:bottom w:val="single" w:sz="4" w:space="1" w:color="auto"/>
+          <w:right w:val="single" w:sz="4" w:space="1" w:color="auto"/>
+        </w:pBdr>
+        <w:shd w:val="clear" w:color="auto" w:fill="D9D9D9" w:themeFill="background1" w:themeFillShade="D9"/>
+        <w:spacing w:after="0" w:line="360" w:lineRule="auto"/>
+        <w:jc w:val="both"/>
+        <w:rPr>
+          <w:rFonts w:ascii="Georgia Pro" w:eastAsia="Georgia Pro" w:hAnsi="Georgia Pro" w:cs="Georgia Pro"/>
+          <w:color w:val="000000" w:themeColor="text1"/>
+        </w:rPr>
+      </w:pPr>
+      <w:r>
+        <w:rPr>
+          <w:rFonts w:ascii="Georgia Pro" w:eastAsia="Georgia Pro" w:hAnsi="Georgia Pro" w:cs="Georgia Pro"/>
+          <w:color w:val="000000" w:themeColor="text1"/>
+        </w:rPr>
+        <w:t xml:space="preserve">        dest: /etc/nginx/sites-enabled/myapp.conf</w:t>
+      </w:r>
     </w:p>
     <w:p>
       <w:pPr>
@@ -2954,23 +2191,7 @@
           <w:rFonts w:ascii="Georgia Pro" w:eastAsia="Georgia Pro" w:hAnsi="Georgia Pro" w:cs="Georgia Pro"/>
           <w:color w:val="000000" w:themeColor="text1"/>
         </w:rPr>
-        <w:t xml:space="preserve">        path: /</w:t>
-      </w:r>
-      <w:proofErr w:type="spellStart"/>
-      <w:r>
-        <w:rPr>
-          <w:rFonts w:ascii="Georgia Pro" w:eastAsia="Georgia Pro" w:hAnsi="Georgia Pro" w:cs="Georgia Pro"/>
-          <w:color w:val="000000" w:themeColor="text1"/>
-        </w:rPr>
-        <w:t>etc</w:t>
-      </w:r>
-      <w:proofErr w:type="spellEnd"/>
-      <w:r>
-        <w:rPr>
-          <w:rFonts w:ascii="Georgia Pro" w:eastAsia="Georgia Pro" w:hAnsi="Georgia Pro" w:cs="Georgia Pro"/>
-          <w:color w:val="000000" w:themeColor="text1"/>
-        </w:rPr>
-        <w:t>/nginx/sites-enabled/default</w:t>
+        <w:t xml:space="preserve">        path: /etc/nginx/sites-enabled/default</w:t>
       </w:r>
     </w:p>
     <w:p>
@@ -3107,23 +2328,7 @@
           <w:rFonts w:ascii="Georgia Pro" w:eastAsia="Georgia Pro" w:hAnsi="Georgia Pro" w:cs="Georgia Pro"/>
           <w:color w:val="000000" w:themeColor="text1"/>
         </w:rPr>
-        <w:t xml:space="preserve">      </w:t>
-      </w:r>
-      <w:proofErr w:type="spellStart"/>
-      <w:r>
-        <w:rPr>
-          <w:rFonts w:ascii="Georgia Pro" w:eastAsia="Georgia Pro" w:hAnsi="Georgia Pro" w:cs="Georgia Pro"/>
-          <w:color w:val="000000" w:themeColor="text1"/>
-        </w:rPr>
-        <w:t>ignore_errors</w:t>
-      </w:r>
-      <w:proofErr w:type="spellEnd"/>
-      <w:r>
-        <w:rPr>
-          <w:rFonts w:ascii="Georgia Pro" w:eastAsia="Georgia Pro" w:hAnsi="Georgia Pro" w:cs="Georgia Pro"/>
-          <w:color w:val="000000" w:themeColor="text1"/>
-        </w:rPr>
-        <w:t>: yes</w:t>
+        <w:t xml:space="preserve">      ignore_errors: yes</w:t>
       </w:r>
     </w:p>
     <w:p>
@@ -3188,49 +2393,8 @@
           <w:rFonts w:ascii="Georgia Pro" w:eastAsia="Georgia Pro" w:hAnsi="Georgia Pro" w:cs="Georgia Pro"/>
           <w:color w:val="000000" w:themeColor="text1"/>
         </w:rPr>
-        <w:t xml:space="preserve">        msg: "</w:t>
-      </w:r>
-      <w:proofErr w:type="gramStart"/>
-      <w:r>
-        <w:rPr>
-          <w:rFonts w:ascii="Georgia Pro" w:eastAsia="Georgia Pro" w:hAnsi="Georgia Pro" w:cs="Georgia Pro"/>
-          <w:color w:val="000000" w:themeColor="text1"/>
-        </w:rPr>
-        <w:t xml:space="preserve">{{ </w:t>
-      </w:r>
-      <w:proofErr w:type="spellStart"/>
-      <w:r>
-        <w:rPr>
-          <w:rFonts w:ascii="Georgia Pro" w:eastAsia="Georgia Pro" w:hAnsi="Georgia Pro" w:cs="Georgia Pro"/>
-          <w:color w:val="000000" w:themeColor="text1"/>
-        </w:rPr>
-        <w:t>result</w:t>
-      </w:r>
-      <w:proofErr w:type="gramEnd"/>
-      <w:r>
-        <w:rPr>
-          <w:rFonts w:ascii="Georgia Pro" w:eastAsia="Georgia Pro" w:hAnsi="Georgia Pro" w:cs="Georgia Pro"/>
-          <w:color w:val="000000" w:themeColor="text1"/>
-        </w:rPr>
-        <w:t>.</w:t>
-      </w:r>
-      <w:proofErr w:type="gramStart"/>
-      <w:r>
-        <w:rPr>
-          <w:rFonts w:ascii="Georgia Pro" w:eastAsia="Georgia Pro" w:hAnsi="Georgia Pro" w:cs="Georgia Pro"/>
-          <w:color w:val="000000" w:themeColor="text1"/>
-        </w:rPr>
-        <w:t>stdout</w:t>
-      </w:r>
-      <w:proofErr w:type="spellEnd"/>
-      <w:r>
-        <w:rPr>
-          <w:rFonts w:ascii="Georgia Pro" w:eastAsia="Georgia Pro" w:hAnsi="Georgia Pro" w:cs="Georgia Pro"/>
-          <w:color w:val="000000" w:themeColor="text1"/>
-        </w:rPr>
-        <w:t xml:space="preserve"> }}"</w:t>
-      </w:r>
-      <w:proofErr w:type="gramEnd"/>
+        <w:t xml:space="preserve">        msg: "{{ result.stdout }}"</w:t>
+      </w:r>
     </w:p>
     <w:p>
       <w:pPr>
@@ -3366,23 +2530,7 @@
           <w:rFonts w:ascii="Georgia Pro" w:eastAsia="Georgia Pro" w:hAnsi="Georgia Pro" w:cs="Georgia Pro"/>
           <w:color w:val="000000" w:themeColor="text1"/>
         </w:rPr>
-        <w:t xml:space="preserve">      when: </w:t>
-      </w:r>
-      <w:proofErr w:type="spellStart"/>
-      <w:r>
-        <w:rPr>
-          <w:rFonts w:ascii="Georgia Pro" w:eastAsia="Georgia Pro" w:hAnsi="Georgia Pro" w:cs="Georgia Pro"/>
-          <w:color w:val="000000" w:themeColor="text1"/>
-        </w:rPr>
-        <w:t>result.rc</w:t>
-      </w:r>
-      <w:proofErr w:type="spellEnd"/>
-      <w:r>
-        <w:rPr>
-          <w:rFonts w:ascii="Georgia Pro" w:eastAsia="Georgia Pro" w:hAnsi="Georgia Pro" w:cs="Georgia Pro"/>
-          <w:color w:val="000000" w:themeColor="text1"/>
-        </w:rPr>
-        <w:t xml:space="preserve"> == 0</w:t>
+        <w:t xml:space="preserve">      when: result.rc == 0</w:t>
       </w:r>
     </w:p>
     <w:p>
@@ -3444,33 +2592,8 @@
           <w:rFonts w:ascii="Georgia Pro" w:eastAsia="Georgia Pro" w:hAnsi="Georgia Pro" w:cs="Georgia Pro"/>
           <w:color w:val="000000" w:themeColor="text1"/>
         </w:rPr>
-        <w:t>ansible-playbook -</w:t>
-      </w:r>
-      <w:proofErr w:type="spellStart"/>
-      <w:r>
-        <w:rPr>
-          <w:rFonts w:ascii="Georgia Pro" w:eastAsia="Georgia Pro" w:hAnsi="Georgia Pro" w:cs="Georgia Pro"/>
-          <w:color w:val="000000" w:themeColor="text1"/>
-        </w:rPr>
-        <w:t>i</w:t>
-      </w:r>
-      <w:proofErr w:type="spellEnd"/>
-      <w:r>
-        <w:rPr>
-          <w:rFonts w:ascii="Georgia Pro" w:eastAsia="Georgia Pro" w:hAnsi="Georgia Pro" w:cs="Georgia Pro"/>
-          <w:color w:val="000000" w:themeColor="text1"/>
-        </w:rPr>
-        <w:t xml:space="preserve"> inventory/hosts.ini </w:t>
-      </w:r>
-      <w:proofErr w:type="spellStart"/>
-      <w:r>
-        <w:rPr>
-          <w:rFonts w:ascii="Georgia Pro" w:eastAsia="Georgia Pro" w:hAnsi="Georgia Pro" w:cs="Georgia Pro"/>
-          <w:color w:val="000000" w:themeColor="text1"/>
-        </w:rPr>
-        <w:t>site.yml</w:t>
-      </w:r>
-      <w:proofErr w:type="spellEnd"/>
+        <w:t>ansible-playbook -i inventory/hosts.ini site.yml</w:t>
+      </w:r>
     </w:p>
     <w:p>
       <w:pPr>
@@ -5313,6 +4436,33 @@
 </w:styles>
 </file>
 
+<file path=word/ink/ink1.xml><?xml version="1.0" encoding="utf-8"?>
+<inkml:ink xmlns:inkml="http://www.w3.org/2003/InkML">
+  <inkml:definitions>
+    <inkml:context xml:id="ctx0">
+      <inkml:inkSource xml:id="inkSrc0">
+        <inkml:traceFormat>
+          <inkml:channel name="X" type="integer" min="-2.14748E9" max="2.14748E9" units="cm"/>
+          <inkml:channel name="Y" type="integer" min="-2.14748E9" max="2.14748E9" units="cm"/>
+          <inkml:channel name="F" type="integer" max="32767" units="dev"/>
+        </inkml:traceFormat>
+        <inkml:channelProperties>
+          <inkml:channelProperty channel="X" name="resolution" value="1000" units="1/cm"/>
+          <inkml:channelProperty channel="Y" name="resolution" value="1000" units="1/cm"/>
+          <inkml:channelProperty channel="F" name="resolution" value="0" units="1/dev"/>
+        </inkml:channelProperties>
+      </inkml:inkSource>
+      <inkml:timestamp xml:id="ts0" timeString="2026-08-30T06:45:58.855"/>
+    </inkml:context>
+    <inkml:brush xml:id="br0">
+      <inkml:brushProperty name="width" value="0.025" units="cm"/>
+      <inkml:brushProperty name="height" value="0.025" units="cm"/>
+    </inkml:brush>
+  </inkml:definitions>
+  <inkml:trace contextRef="#ctx0" brushRef="#br0">20 1 6305,'0'0'11331,"-2"0"-11563,-6 0-216,-2 0-4353</inkml:trace>
+</inkml:ink>
+</file>
+
 <file path=word/theme/theme1.xml><?xml version="1.0" encoding="utf-8"?>
 <a:theme xmlns:a="http://schemas.openxmlformats.org/drawingml/2006/main" name="Office Theme">
   <a:themeElements>
